--- a/CÔNG TY TNHH MTV H&D VINA/HDVina_ThayDoiDDPL/Notes.docx
+++ b/CÔNG TY TNHH MTV H&D VINA/HDVina_ThayDoiDDPL/Notes.docx
@@ -1008,15 +1008,31 @@
           <w:szCs w:val="24"/>
         </w:rPr>
         <w:lastRenderedPageBreak/>
-        <w:t>Địa chỉ thường trú</w:t>
-      </w:r>
-      <w:r>
-        <w:rPr>
-          <w:rFonts w:ascii="Times New Roman" w:eastAsia="Times New Roman" w:hAnsi="Times New Roman" w:cs="Times New Roman"/>
-          <w:sz w:val="24"/>
-          <w:szCs w:val="24"/>
-        </w:rPr>
-        <w:t xml:space="preserve">: Phòng 301 - cửa số 5, Tòa nhà chung cư số 7 - Guang Yuan Ju 2, Đường Tian Chi, Phường Yan Ji, Thành phố Yan Bian Chao Xian Zu Zi Zhi Zhou, Tỉnh Ji Lin, Trung Quốc </w:t>
+        <w:t>Ngày cấp hộ chiếu</w:t>
+      </w:r>
+      <w:r>
+        <w:rPr>
+          <w:rFonts w:ascii="Times New Roman" w:eastAsia="Times New Roman" w:hAnsi="Times New Roman" w:cs="Times New Roman"/>
+          <w:sz w:val="24"/>
+          <w:szCs w:val="24"/>
+        </w:rPr>
+        <w:t>:</w:t>
+      </w:r>
+      <w:r>
+        <w:rPr>
+          <w:rFonts w:ascii="Times New Roman" w:eastAsia="Times New Roman" w:hAnsi="Times New Roman" w:cs="Times New Roman"/>
+          <w:sz w:val="24"/>
+          <w:szCs w:val="24"/>
+        </w:rPr>
+        <w:t xml:space="preserve"> </w:t>
+      </w:r>
+      <w:r>
+        <w:rPr>
+          <w:rFonts w:ascii="Times New Roman" w:eastAsia="Times New Roman" w:hAnsi="Times New Roman" w:cs="Times New Roman"/>
+          <w:sz w:val="24"/>
+          <w:szCs w:val="24"/>
+        </w:rPr>
+        <w:t>Ngày cấp: 12/01/2018</w:t>
       </w:r>
     </w:p>
     <w:p>
@@ -1040,6 +1056,88 @@
           <w:sz w:val="24"/>
           <w:szCs w:val="24"/>
         </w:rPr>
+        <w:t>Nơi cấp</w:t>
+      </w:r>
+      <w:r>
+        <w:rPr>
+          <w:rFonts w:ascii="Times New Roman" w:eastAsia="Times New Roman" w:hAnsi="Times New Roman" w:cs="Times New Roman"/>
+          <w:sz w:val="24"/>
+          <w:szCs w:val="24"/>
+        </w:rPr>
+        <w:t>:</w:t>
+      </w:r>
+      <w:r>
+        <w:rPr>
+          <w:rFonts w:ascii="Times New Roman" w:eastAsia="Times New Roman" w:hAnsi="Times New Roman" w:cs="Times New Roman"/>
+          <w:sz w:val="24"/>
+          <w:szCs w:val="24"/>
+        </w:rPr>
+        <w:t xml:space="preserve"> </w:t>
+      </w:r>
+      <w:r>
+        <w:rPr>
+          <w:rFonts w:ascii="Times New Roman" w:eastAsia="Times New Roman" w:hAnsi="Times New Roman" w:cs="Times New Roman"/>
+          <w:sz w:val="24"/>
+          <w:szCs w:val="24"/>
+        </w:rPr>
+        <w:t>Tổng Lãnh sự quán CHND Trung Hoa tại Thành phố Hồ Chí Minh</w:t>
+      </w:r>
+      <w:bookmarkStart w:id="0" w:name="_GoBack"/>
+      <w:bookmarkEnd w:id="0"/>
+    </w:p>
+    <w:p>
+      <w:pPr>
+        <w:numPr>
+          <w:ilvl w:val="0"/>
+          <w:numId w:val="3"/>
+        </w:numPr>
+        <w:spacing w:before="100" w:beforeAutospacing="1" w:after="100" w:afterAutospacing="1" w:line="240" w:lineRule="auto"/>
+        <w:rPr>
+          <w:rFonts w:ascii="Times New Roman" w:eastAsia="Times New Roman" w:hAnsi="Times New Roman" w:cs="Times New Roman"/>
+          <w:sz w:val="24"/>
+          <w:szCs w:val="24"/>
+        </w:rPr>
+      </w:pPr>
+      <w:r>
+        <w:rPr>
+          <w:rFonts w:ascii="Times New Roman" w:eastAsia="Times New Roman" w:hAnsi="Times New Roman" w:cs="Times New Roman"/>
+          <w:b/>
+          <w:bCs/>
+          <w:sz w:val="24"/>
+          <w:szCs w:val="24"/>
+        </w:rPr>
+        <w:t>Địa chỉ thường trú</w:t>
+      </w:r>
+      <w:r>
+        <w:rPr>
+          <w:rFonts w:ascii="Times New Roman" w:eastAsia="Times New Roman" w:hAnsi="Times New Roman" w:cs="Times New Roman"/>
+          <w:sz w:val="24"/>
+          <w:szCs w:val="24"/>
+        </w:rPr>
+        <w:t xml:space="preserve">: Phòng 301 - cửa số 5, Tòa nhà chung cư số 7 - Guang Yuan Ju 2, Đường Tian Chi, Phường Yan Ji, Thành phố Yan Bian Chao Xian Zu Zi Zhi Zhou, Tỉnh Ji Lin, Trung Quốc </w:t>
+      </w:r>
+    </w:p>
+    <w:p>
+      <w:pPr>
+        <w:numPr>
+          <w:ilvl w:val="0"/>
+          <w:numId w:val="3"/>
+        </w:numPr>
+        <w:spacing w:before="100" w:beforeAutospacing="1" w:after="100" w:afterAutospacing="1" w:line="240" w:lineRule="auto"/>
+        <w:rPr>
+          <w:rFonts w:ascii="Times New Roman" w:eastAsia="Times New Roman" w:hAnsi="Times New Roman" w:cs="Times New Roman"/>
+          <w:sz w:val="24"/>
+          <w:szCs w:val="24"/>
+        </w:rPr>
+      </w:pPr>
+      <w:r>
+        <w:rPr>
+          <w:rFonts w:ascii="Times New Roman" w:eastAsia="Times New Roman" w:hAnsi="Times New Roman" w:cs="Times New Roman"/>
+          <w:b/>
+          <w:bCs/>
+          <w:sz w:val="24"/>
+          <w:szCs w:val="24"/>
+        </w:rPr>
         <w:t>Địa chỉ liên lạc</w:t>
       </w:r>
       <w:r>
@@ -1171,15 +1269,7 @@
           <w:sz w:val="24"/>
           <w:szCs w:val="24"/>
         </w:rPr>
-        <w:t xml:space="preserve">Cập nhật địa chỉ </w:t>
-      </w:r>
-      <w:r>
-        <w:rPr>
-          <w:rFonts w:ascii="Times New Roman" w:eastAsia="Times New Roman" w:hAnsi="Times New Roman" w:cs="Times New Roman"/>
-          <w:sz w:val="24"/>
-          <w:szCs w:val="24"/>
-        </w:rPr>
-        <w:t xml:space="preserve">bà </w:t>
+        <w:t xml:space="preserve">Cập nhật địa chỉ bà </w:t>
       </w:r>
       <w:r>
         <w:rPr>
@@ -1418,8 +1508,6 @@
         </w:rPr>
         <w:t>Ngày trên văn bản: ngày 5 tháng 9 năm 2026</w:t>
       </w:r>
-      <w:bookmarkStart w:id="0" w:name="_GoBack"/>
-      <w:bookmarkEnd w:id="0"/>
     </w:p>
     <w:p>
       <w:pPr>
